--- a/World-Builds/Cappadocian/cappadocian_Doc_09_Story_Inventory.docx
+++ b/World-Builds/Cappadocian/cappadocian_Doc_09_Story_Inventory.docx
@@ -2,25 +2,23 @@
 <file path=word/document.xml><?xml version="1.0" encoding="utf-8"?>
 <w:document xmlns:w="http://schemas.openxmlformats.org/wordprocessingml/2006/main" xmlns:m="http://schemas.openxmlformats.org/officeDocument/2006/math" xmlns:r="http://schemas.openxmlformats.org/officeDocument/2006/relationships" xmlns:o="urn:schemas-microsoft-com:office:office" xmlns:v="urn:schemas-microsoft-com:vml" xmlns:w10="urn:schemas-microsoft-com:office:word" xmlns:a="http://schemas.openxmlformats.org/drawingml/2006/main" xmlns:pic="http://schemas.openxmlformats.org/drawingml/2006/picture" xmlns:wp="http://schemas.openxmlformats.org/drawingml/2006/wordprocessingDrawing">
   <w:body>
+    <w:bookmarkStart w:id="23" w:name="doc_09-story-inventory"/>
     <w:p>
       <w:pPr>
         <w:pStyle w:val="Heading1"/>
       </w:pPr>
-      <w:bookmarkStart w:id="20" w:name="doc_09-story-inventory"/>
       <w:r>
         <w:t xml:space="preserve">Doc_09 — Story Inventory</w:t>
       </w:r>
-      <w:bookmarkEnd w:id="20"/>
     </w:p>
+    <w:bookmarkStart w:id="20" w:name="X3a224018e614a0aaf42edbebe800571f6fb64c5"/>
     <w:p>
       <w:pPr>
         <w:pStyle w:val="Heading2"/>
       </w:pPr>
-      <w:bookmarkStart w:id="21" w:name="X489262c40f1fb73c52678aea9ee571b46d69319"/>
-      <w:r>
-        <w:t xml:space="preserve">Nicene-Cappadocian Formation World (cappadocian) — Church in Conversation V7</w:t>
-      </w:r>
-      <w:bookmarkEnd w:id="21"/>
+      <w:r>
+        <w:t xml:space="preserve">Cappadocian Formation World (cappadocian) — Church in Conversation V7</w:t>
+      </w:r>
     </w:p>
     <w:p>
       <w:pPr>
@@ -28,6 +26,7 @@
       </w:pPr>
       <w:r>
         <w:rPr>
+          <w:bCs/>
           <w:b/>
         </w:rPr>
         <w:t xml:space="preserve">Step:</w:t>
@@ -43,6 +42,7 @@
       </w:r>
       <w:r>
         <w:rPr>
+          <w:bCs/>
           <w:b/>
         </w:rPr>
         <w:t xml:space="preserve">Governed by:</w:t>
@@ -58,6 +58,7 @@
       </w:r>
       <w:r>
         <w:rPr>
+          <w:bCs/>
           <w:b/>
         </w:rPr>
         <w:t xml:space="preserve">Rule in force:</w:t>
@@ -73,6 +74,7 @@
       </w:r>
       <w:r>
         <w:rPr>
+          <w:bCs/>
           <w:b/>
         </w:rPr>
         <w:t xml:space="preserve">no Tier 5 — if the evidence does not support a story, the story does not exist for this world.</w:t>
@@ -87,8 +89,9 @@
     <w:tbl>
       <w:tblPr>
         <w:tblStyle w:val="Table"/>
-        <w:tblW w:type="pct" w:w="4999.999999999999"/>
-        <w:tblLook w:firstRow="1"/>
+        <w:tblW w:type="pct" w:w="5000"/>
+        <w:tblLook w:firstRow="1" w:lastRow="0" w:firstColumn="0" w:lastColumn="0" w:noHBand="0" w:noVBand="0" w:val="0020"/>
+        <w:jc w:val="start"/>
       </w:tblPr>
       <w:tblGrid>
         <w:gridCol w:w="1320"/>
@@ -100,15 +103,10 @@
       </w:tblGrid>
       <w:tr>
         <w:trPr>
-          <w:cnfStyle w:firstRow="1"/>
+          <w:tblHeader w:val="true"/>
         </w:trPr>
         <w:tc>
-          <w:tcPr>
-            <w:tcBorders>
-              <w:bottom w:val="single"/>
-            </w:tcBorders>
-            <w:vAlign w:val="bottom"/>
-          </w:tcPr>
+          <w:tcPr/>
           <w:p>
             <w:pPr>
               <w:pStyle w:val="Compact"/>
@@ -120,12 +118,7 @@
           </w:p>
         </w:tc>
         <w:tc>
-          <w:tcPr>
-            <w:tcBorders>
-              <w:bottom w:val="single"/>
-            </w:tcBorders>
-            <w:vAlign w:val="bottom"/>
-          </w:tcPr>
+          <w:tcPr/>
           <w:p>
             <w:pPr>
               <w:pStyle w:val="Compact"/>
@@ -137,12 +130,7 @@
           </w:p>
         </w:tc>
         <w:tc>
-          <w:tcPr>
-            <w:tcBorders>
-              <w:bottom w:val="single"/>
-            </w:tcBorders>
-            <w:vAlign w:val="bottom"/>
-          </w:tcPr>
+          <w:tcPr/>
           <w:p>
             <w:pPr>
               <w:pStyle w:val="Compact"/>
@@ -154,12 +142,7 @@
           </w:p>
         </w:tc>
         <w:tc>
-          <w:tcPr>
-            <w:tcBorders>
-              <w:bottom w:val="single"/>
-            </w:tcBorders>
-            <w:vAlign w:val="bottom"/>
-          </w:tcPr>
+          <w:tcPr/>
           <w:p>
             <w:pPr>
               <w:pStyle w:val="Compact"/>
@@ -171,12 +154,7 @@
           </w:p>
         </w:tc>
         <w:tc>
-          <w:tcPr>
-            <w:tcBorders>
-              <w:bottom w:val="single"/>
-            </w:tcBorders>
-            <w:vAlign w:val="bottom"/>
-          </w:tcPr>
+          <w:tcPr/>
           <w:p>
             <w:pPr>
               <w:pStyle w:val="Compact"/>
@@ -188,12 +166,7 @@
           </w:p>
         </w:tc>
         <w:tc>
-          <w:tcPr>
-            <w:tcBorders>
-              <w:bottom w:val="single"/>
-            </w:tcBorders>
-            <w:vAlign w:val="bottom"/>
-          </w:tcPr>
+          <w:tcPr/>
           <w:p>
             <w:pPr>
               <w:pStyle w:val="Compact"/>
@@ -207,6 +180,7 @@
       </w:tr>
       <w:tr>
         <w:tc>
+          <w:tcPr/>
           <w:p>
             <w:pPr>
               <w:pStyle w:val="Compact"/>
@@ -218,6 +192,7 @@
           </w:p>
         </w:tc>
         <w:tc>
+          <w:tcPr/>
           <w:p>
             <w:pPr>
               <w:pStyle w:val="Compact"/>
@@ -229,6 +204,7 @@
           </w:p>
         </w:tc>
         <w:tc>
+          <w:tcPr/>
           <w:p>
             <w:pPr>
               <w:pStyle w:val="Compact"/>
@@ -240,6 +216,7 @@
           </w:p>
         </w:tc>
         <w:tc>
+          <w:tcPr/>
           <w:p>
             <w:pPr>
               <w:pStyle w:val="Compact"/>
@@ -251,6 +228,7 @@
           </w:p>
         </w:tc>
         <w:tc>
+          <w:tcPr/>
           <w:p>
             <w:pPr>
               <w:pStyle w:val="Compact"/>
@@ -262,6 +240,7 @@
           </w:p>
         </w:tc>
         <w:tc>
+          <w:tcPr/>
           <w:p>
             <w:pPr>
               <w:pStyle w:val="Compact"/>
@@ -275,6 +254,7 @@
       </w:tr>
       <w:tr>
         <w:tc>
+          <w:tcPr/>
           <w:p>
             <w:pPr>
               <w:pStyle w:val="Compact"/>
@@ -286,6 +266,7 @@
           </w:p>
         </w:tc>
         <w:tc>
+          <w:tcPr/>
           <w:p>
             <w:pPr>
               <w:pStyle w:val="Compact"/>
@@ -297,6 +278,7 @@
           </w:p>
         </w:tc>
         <w:tc>
+          <w:tcPr/>
           <w:p>
             <w:pPr>
               <w:pStyle w:val="Compact"/>
@@ -308,6 +290,7 @@
           </w:p>
         </w:tc>
         <w:tc>
+          <w:tcPr/>
           <w:p>
             <w:pPr>
               <w:pStyle w:val="Compact"/>
@@ -319,6 +302,7 @@
           </w:p>
         </w:tc>
         <w:tc>
+          <w:tcPr/>
           <w:p>
             <w:pPr>
               <w:pStyle w:val="Compact"/>
@@ -330,6 +314,7 @@
           </w:p>
         </w:tc>
         <w:tc>
+          <w:tcPr/>
           <w:p>
             <w:pPr>
               <w:pStyle w:val="Compact"/>
@@ -343,6 +328,7 @@
       </w:tr>
       <w:tr>
         <w:tc>
+          <w:tcPr/>
           <w:p>
             <w:pPr>
               <w:pStyle w:val="Compact"/>
@@ -354,6 +340,7 @@
           </w:p>
         </w:tc>
         <w:tc>
+          <w:tcPr/>
           <w:p>
             <w:pPr>
               <w:pStyle w:val="Compact"/>
@@ -367,6 +354,7 @@
             </w:r>
             <w:r>
               <w:rPr>
+                <w:bCs/>
                 <w:b/>
               </w:rPr>
               <w:t xml:space="preserve">split entry</w:t>
@@ -374,17 +362,74 @@
           </w:p>
         </w:tc>
         <w:tc>
-          <w:p>
-            <w:pPr>
-              <w:pStyle w:val="Compact"/>
-              <w:jc w:val="left"/>
-            </w:pPr>
-            <w:r>
-              <w:t xml:space="preserve">Core: 1 · Celebrated dialogue: 1-as-encomium (genre-shaped)</w:t>
-            </w:r>
-          </w:p>
-        </w:tc>
-        <w:tc>
+          <w:tcPr/>
+          <w:p>
+            <w:pPr>
+              <w:pStyle w:val="Compact"/>
+              <w:jc w:val="left"/>
+            </w:pPr>
+            <w:r>
+              <w:t xml:space="preserve">1 (both halves — core event and celebrated dialogue are each Tier 1, genre-shaped for the dialogue;</w:t>
+            </w:r>
+            <w:r>
+              <w:t xml:space="preserve"> </w:t>
+            </w:r>
+            <w:r>
+              <w:rPr>
+                <w:bCs/>
+                <w:b/>
+              </w:rPr>
+              <w:t xml:space="preserve">not a distinct</w:t>
+            </w:r>
+            <w:r>
+              <w:rPr>
+                <w:bCs/>
+                <w:b/>
+              </w:rPr>
+              <w:t xml:space="preserve"> </w:t>
+            </w:r>
+            <w:r>
+              <w:rPr>
+                <w:bCs/>
+                <w:b/>
+              </w:rPr>
+              <w:t xml:space="preserve">“</w:t>
+            </w:r>
+            <w:r>
+              <w:rPr>
+                <w:bCs/>
+                <w:b/>
+              </w:rPr>
+              <w:t xml:space="preserve">1-as-encomium</w:t>
+            </w:r>
+            <w:r>
+              <w:rPr>
+                <w:bCs/>
+                <w:b/>
+              </w:rPr>
+              <w:t xml:space="preserve">”</w:t>
+            </w:r>
+            <w:r>
+              <w:rPr>
+                <w:bCs/>
+                <w:b/>
+              </w:rPr>
+              <w:t xml:space="preserve"> </w:t>
+            </w:r>
+            <w:r>
+              <w:rPr>
+                <w:bCs/>
+                <w:b/>
+              </w:rPr>
+              <w:t xml:space="preserve">tier — this project’s rule is Tiers 1–4 only, and the genre caution belongs in the Confidence column, corrected here</w:t>
+            </w:r>
+            <w:r>
+              <w:t xml:space="preserve">)</w:t>
+            </w:r>
+          </w:p>
+        </w:tc>
+        <w:tc>
+          <w:tcPr/>
           <w:p>
             <w:pPr>
               <w:pStyle w:val="Compact"/>
@@ -408,6 +453,7 @@
           </w:p>
         </w:tc>
         <w:tc>
+          <w:tcPr/>
           <w:p>
             <w:pPr>
               <w:pStyle w:val="Compact"/>
@@ -419,6 +465,7 @@
           </w:p>
         </w:tc>
         <w:tc>
+          <w:tcPr/>
           <w:p>
             <w:pPr>
               <w:pStyle w:val="Compact"/>
@@ -450,6 +497,7 @@
       </w:tr>
       <w:tr>
         <w:tc>
+          <w:tcPr/>
           <w:p>
             <w:pPr>
               <w:pStyle w:val="Compact"/>
@@ -461,6 +509,7 @@
           </w:p>
         </w:tc>
         <w:tc>
+          <w:tcPr/>
           <w:p>
             <w:pPr>
               <w:pStyle w:val="Compact"/>
@@ -472,6 +521,7 @@
           </w:p>
         </w:tc>
         <w:tc>
+          <w:tcPr/>
           <w:p>
             <w:pPr>
               <w:pStyle w:val="Compact"/>
@@ -483,6 +533,7 @@
           </w:p>
         </w:tc>
         <w:tc>
+          <w:tcPr/>
           <w:p>
             <w:pPr>
               <w:pStyle w:val="Compact"/>
@@ -494,6 +545,7 @@
           </w:p>
         </w:tc>
         <w:tc>
+          <w:tcPr/>
           <w:p>
             <w:pPr>
               <w:pStyle w:val="Compact"/>
@@ -505,6 +557,7 @@
           </w:p>
         </w:tc>
         <w:tc>
+          <w:tcPr/>
           <w:p>
             <w:pPr>
               <w:pStyle w:val="Compact"/>
@@ -518,6 +571,7 @@
             </w:r>
             <w:r>
               <w:rPr>
+                <w:bCs/>
                 <w:b/>
               </w:rPr>
               <w:t xml:space="preserve">and</w:t>
@@ -533,6 +587,7 @@
       </w:tr>
       <w:tr>
         <w:tc>
+          <w:tcPr/>
           <w:p>
             <w:pPr>
               <w:pStyle w:val="Compact"/>
@@ -544,6 +599,7 @@
           </w:p>
         </w:tc>
         <w:tc>
+          <w:tcPr/>
           <w:p>
             <w:pPr>
               <w:pStyle w:val="Compact"/>
@@ -567,6 +623,7 @@
           </w:p>
         </w:tc>
         <w:tc>
+          <w:tcPr/>
           <w:p>
             <w:pPr>
               <w:pStyle w:val="Compact"/>
@@ -578,6 +635,7 @@
           </w:p>
         </w:tc>
         <w:tc>
+          <w:tcPr/>
           <w:p>
             <w:pPr>
               <w:pStyle w:val="Compact"/>
@@ -589,6 +647,7 @@
           </w:p>
         </w:tc>
         <w:tc>
+          <w:tcPr/>
           <w:p>
             <w:pPr>
               <w:pStyle w:val="Compact"/>
@@ -600,6 +659,7 @@
           </w:p>
         </w:tc>
         <w:tc>
+          <w:tcPr/>
           <w:p>
             <w:pPr>
               <w:pStyle w:val="Compact"/>
@@ -625,6 +685,7 @@
       </w:tr>
       <w:tr>
         <w:tc>
+          <w:tcPr/>
           <w:p>
             <w:pPr>
               <w:pStyle w:val="Compact"/>
@@ -636,6 +697,7 @@
           </w:p>
         </w:tc>
         <w:tc>
+          <w:tcPr/>
           <w:p>
             <w:pPr>
               <w:pStyle w:val="Compact"/>
@@ -647,6 +709,7 @@
           </w:p>
         </w:tc>
         <w:tc>
+          <w:tcPr/>
           <w:p>
             <w:pPr>
               <w:pStyle w:val="Compact"/>
@@ -658,6 +721,7 @@
           </w:p>
         </w:tc>
         <w:tc>
+          <w:tcPr/>
           <w:p>
             <w:pPr>
               <w:pStyle w:val="Compact"/>
@@ -669,6 +733,7 @@
           </w:p>
         </w:tc>
         <w:tc>
+          <w:tcPr/>
           <w:p>
             <w:pPr>
               <w:pStyle w:val="Compact"/>
@@ -680,6 +745,7 @@
           </w:p>
         </w:tc>
         <w:tc>
+          <w:tcPr/>
           <w:p>
             <w:pPr>
               <w:pStyle w:val="Compact"/>
@@ -711,6 +777,7 @@
       </w:tr>
       <w:tr>
         <w:tc>
+          <w:tcPr/>
           <w:p>
             <w:pPr>
               <w:pStyle w:val="Compact"/>
@@ -722,6 +789,7 @@
           </w:p>
         </w:tc>
         <w:tc>
+          <w:tcPr/>
           <w:p>
             <w:pPr>
               <w:pStyle w:val="Compact"/>
@@ -733,6 +801,7 @@
           </w:p>
         </w:tc>
         <w:tc>
+          <w:tcPr/>
           <w:p>
             <w:pPr>
               <w:pStyle w:val="Compact"/>
@@ -744,6 +813,7 @@
           </w:p>
         </w:tc>
         <w:tc>
+          <w:tcPr/>
           <w:p>
             <w:pPr>
               <w:pStyle w:val="Compact"/>
@@ -755,6 +825,7 @@
           </w:p>
         </w:tc>
         <w:tc>
+          <w:tcPr/>
           <w:p>
             <w:pPr>
               <w:pStyle w:val="Compact"/>
@@ -766,6 +837,7 @@
           </w:p>
         </w:tc>
         <w:tc>
+          <w:tcPr/>
           <w:p>
             <w:pPr>
               <w:pStyle w:val="Compact"/>
@@ -779,6 +851,7 @@
       </w:tr>
       <w:tr>
         <w:tc>
+          <w:tcPr/>
           <w:p>
             <w:pPr>
               <w:pStyle w:val="Compact"/>
@@ -790,6 +863,7 @@
           </w:p>
         </w:tc>
         <w:tc>
+          <w:tcPr/>
           <w:p>
             <w:pPr>
               <w:pStyle w:val="Compact"/>
@@ -801,6 +875,7 @@
           </w:p>
         </w:tc>
         <w:tc>
+          <w:tcPr/>
           <w:p>
             <w:pPr>
               <w:pStyle w:val="Compact"/>
@@ -812,6 +887,7 @@
           </w:p>
         </w:tc>
         <w:tc>
+          <w:tcPr/>
           <w:p>
             <w:pPr>
               <w:pStyle w:val="Compact"/>
@@ -823,6 +899,7 @@
           </w:p>
         </w:tc>
         <w:tc>
+          <w:tcPr/>
           <w:p>
             <w:pPr>
               <w:pStyle w:val="Compact"/>
@@ -834,6 +911,7 @@
           </w:p>
         </w:tc>
         <w:tc>
+          <w:tcPr/>
           <w:p>
             <w:pPr>
               <w:pStyle w:val="Compact"/>
@@ -847,6 +925,7 @@
       </w:tr>
       <w:tr>
         <w:tc>
+          <w:tcPr/>
           <w:p>
             <w:pPr>
               <w:pStyle w:val="Compact"/>
@@ -858,6 +937,7 @@
           </w:p>
         </w:tc>
         <w:tc>
+          <w:tcPr/>
           <w:p>
             <w:pPr>
               <w:pStyle w:val="Compact"/>
@@ -869,6 +949,7 @@
           </w:p>
         </w:tc>
         <w:tc>
+          <w:tcPr/>
           <w:p>
             <w:pPr>
               <w:pStyle w:val="Compact"/>
@@ -880,6 +961,7 @@
           </w:p>
         </w:tc>
         <w:tc>
+          <w:tcPr/>
           <w:p>
             <w:pPr>
               <w:pStyle w:val="Compact"/>
@@ -891,6 +973,7 @@
           </w:p>
         </w:tc>
         <w:tc>
+          <w:tcPr/>
           <w:p>
             <w:pPr>
               <w:pStyle w:val="Compact"/>
@@ -902,6 +985,7 @@
           </w:p>
         </w:tc>
         <w:tc>
+          <w:tcPr/>
           <w:p>
             <w:pPr>
               <w:pStyle w:val="Compact"/>
@@ -915,6 +999,7 @@
       </w:tr>
       <w:tr>
         <w:tc>
+          <w:tcPr/>
           <w:p>
             <w:pPr>
               <w:pStyle w:val="Compact"/>
@@ -926,6 +1011,7 @@
           </w:p>
         </w:tc>
         <w:tc>
+          <w:tcPr/>
           <w:p>
             <w:pPr>
               <w:pStyle w:val="Compact"/>
@@ -937,6 +1023,7 @@
           </w:p>
         </w:tc>
         <w:tc>
+          <w:tcPr/>
           <w:p>
             <w:pPr>
               <w:pStyle w:val="Compact"/>
@@ -948,6 +1035,7 @@
           </w:p>
         </w:tc>
         <w:tc>
+          <w:tcPr/>
           <w:p>
             <w:pPr>
               <w:pStyle w:val="Compact"/>
@@ -959,6 +1047,7 @@
           </w:p>
         </w:tc>
         <w:tc>
+          <w:tcPr/>
           <w:p>
             <w:pPr>
               <w:pStyle w:val="Compact"/>
@@ -970,6 +1059,7 @@
           </w:p>
         </w:tc>
         <w:tc>
+          <w:tcPr/>
           <w:p>
             <w:pPr>
               <w:pStyle w:val="Compact"/>
@@ -983,6 +1073,7 @@
       </w:tr>
       <w:tr>
         <w:tc>
+          <w:tcPr/>
           <w:p>
             <w:pPr>
               <w:pStyle w:val="Compact"/>
@@ -994,6 +1085,7 @@
           </w:p>
         </w:tc>
         <w:tc>
+          <w:tcPr/>
           <w:p>
             <w:pPr>
               <w:pStyle w:val="Compact"/>
@@ -1005,6 +1097,7 @@
           </w:p>
         </w:tc>
         <w:tc>
+          <w:tcPr/>
           <w:p>
             <w:pPr>
               <w:pStyle w:val="Compact"/>
@@ -1016,6 +1109,7 @@
           </w:p>
         </w:tc>
         <w:tc>
+          <w:tcPr/>
           <w:p>
             <w:pPr>
               <w:pStyle w:val="Compact"/>
@@ -1027,6 +1121,7 @@
           </w:p>
         </w:tc>
         <w:tc>
+          <w:tcPr/>
           <w:p>
             <w:pPr>
               <w:pStyle w:val="Compact"/>
@@ -1038,6 +1133,7 @@
           </w:p>
         </w:tc>
         <w:tc>
+          <w:tcPr/>
           <w:p>
             <w:pPr>
               <w:pStyle w:val="Compact"/>
@@ -1069,6 +1165,7 @@
       </w:tr>
       <w:tr>
         <w:tc>
+          <w:tcPr/>
           <w:p>
             <w:pPr>
               <w:pStyle w:val="Compact"/>
@@ -1080,6 +1177,7 @@
           </w:p>
         </w:tc>
         <w:tc>
+          <w:tcPr/>
           <w:p>
             <w:pPr>
               <w:pStyle w:val="Compact"/>
@@ -1091,6 +1189,7 @@
           </w:p>
         </w:tc>
         <w:tc>
+          <w:tcPr/>
           <w:p>
             <w:pPr>
               <w:pStyle w:val="Compact"/>
@@ -1102,6 +1201,7 @@
           </w:p>
         </w:tc>
         <w:tc>
+          <w:tcPr/>
           <w:p>
             <w:pPr>
               <w:pStyle w:val="Compact"/>
@@ -1113,6 +1213,7 @@
           </w:p>
         </w:tc>
         <w:tc>
+          <w:tcPr/>
           <w:p>
             <w:pPr>
               <w:pStyle w:val="Compact"/>
@@ -1124,6 +1225,7 @@
           </w:p>
         </w:tc>
         <w:tc>
+          <w:tcPr/>
           <w:p>
             <w:pPr>
               <w:pStyle w:val="Compact"/>
@@ -1155,6 +1257,7 @@
       </w:tr>
       <w:tr>
         <w:tc>
+          <w:tcPr/>
           <w:p>
             <w:pPr>
               <w:pStyle w:val="Compact"/>
@@ -1166,6 +1269,7 @@
           </w:p>
         </w:tc>
         <w:tc>
+          <w:tcPr/>
           <w:p>
             <w:pPr>
               <w:pStyle w:val="Compact"/>
@@ -1177,6 +1281,7 @@
           </w:p>
         </w:tc>
         <w:tc>
+          <w:tcPr/>
           <w:p>
             <w:pPr>
               <w:pStyle w:val="Compact"/>
@@ -1188,6 +1293,7 @@
           </w:p>
         </w:tc>
         <w:tc>
+          <w:tcPr/>
           <w:p>
             <w:pPr>
               <w:pStyle w:val="Compact"/>
@@ -1199,6 +1305,7 @@
           </w:p>
         </w:tc>
         <w:tc>
+          <w:tcPr/>
           <w:p>
             <w:pPr>
               <w:pStyle w:val="Compact"/>
@@ -1210,6 +1317,7 @@
           </w:p>
         </w:tc>
         <w:tc>
+          <w:tcPr/>
           <w:p>
             <w:pPr>
               <w:pStyle w:val="Compact"/>
@@ -1223,6 +1331,7 @@
       </w:tr>
       <w:tr>
         <w:tc>
+          <w:tcPr/>
           <w:p>
             <w:pPr>
               <w:pStyle w:val="Compact"/>
@@ -1234,6 +1343,7 @@
           </w:p>
         </w:tc>
         <w:tc>
+          <w:tcPr/>
           <w:p>
             <w:pPr>
               <w:pStyle w:val="Compact"/>
@@ -1245,6 +1355,7 @@
           </w:p>
         </w:tc>
         <w:tc>
+          <w:tcPr/>
           <w:p>
             <w:pPr>
               <w:pStyle w:val="Compact"/>
@@ -1256,6 +1367,7 @@
           </w:p>
         </w:tc>
         <w:tc>
+          <w:tcPr/>
           <w:p>
             <w:pPr>
               <w:pStyle w:val="Compact"/>
@@ -1267,6 +1379,7 @@
           </w:p>
         </w:tc>
         <w:tc>
+          <w:tcPr/>
           <w:p>
             <w:pPr>
               <w:pStyle w:val="Compact"/>
@@ -1278,6 +1391,7 @@
           </w:p>
         </w:tc>
         <w:tc>
+          <w:tcPr/>
           <w:p>
             <w:pPr>
               <w:pStyle w:val="Compact"/>
@@ -1291,6 +1405,7 @@
       </w:tr>
       <w:tr>
         <w:tc>
+          <w:tcPr/>
           <w:p>
             <w:pPr>
               <w:pStyle w:val="Compact"/>
@@ -1302,6 +1417,7 @@
           </w:p>
         </w:tc>
         <w:tc>
+          <w:tcPr/>
           <w:p>
             <w:pPr>
               <w:pStyle w:val="Compact"/>
@@ -1313,6 +1429,7 @@
           </w:p>
         </w:tc>
         <w:tc>
+          <w:tcPr/>
           <w:p>
             <w:pPr>
               <w:pStyle w:val="Compact"/>
@@ -1324,6 +1441,7 @@
           </w:p>
         </w:tc>
         <w:tc>
+          <w:tcPr/>
           <w:p>
             <w:pPr>
               <w:pStyle w:val="Compact"/>
@@ -1335,6 +1453,7 @@
           </w:p>
         </w:tc>
         <w:tc>
+          <w:tcPr/>
           <w:p>
             <w:pPr>
               <w:pStyle w:val="Compact"/>
@@ -1346,6 +1465,7 @@
           </w:p>
         </w:tc>
         <w:tc>
+          <w:tcPr/>
           <w:p>
             <w:pPr>
               <w:pStyle w:val="Compact"/>
@@ -1359,6 +1479,7 @@
       </w:tr>
       <w:tr>
         <w:tc>
+          <w:tcPr/>
           <w:p>
             <w:pPr>
               <w:pStyle w:val="Compact"/>
@@ -1370,6 +1491,7 @@
           </w:p>
         </w:tc>
         <w:tc>
+          <w:tcPr/>
           <w:p>
             <w:pPr>
               <w:pStyle w:val="Compact"/>
@@ -1399,6 +1521,7 @@
           </w:p>
         </w:tc>
         <w:tc>
+          <w:tcPr/>
           <w:p>
             <w:pPr>
               <w:pStyle w:val="Compact"/>
@@ -1410,6 +1533,7 @@
           </w:p>
         </w:tc>
         <w:tc>
+          <w:tcPr/>
           <w:p>
             <w:pPr>
               <w:pStyle w:val="Compact"/>
@@ -1421,6 +1545,7 @@
           </w:p>
         </w:tc>
         <w:tc>
+          <w:tcPr/>
           <w:p>
             <w:pPr>
               <w:pStyle w:val="Compact"/>
@@ -1434,6 +1559,7 @@
             </w:r>
             <w:r>
               <w:rPr>
+                <w:bCs/>
                 <w:b/>
               </w:rPr>
               <w:t xml:space="preserve">no documented in-world reception</w:t>
@@ -1444,6 +1570,7 @@
           </w:p>
         </w:tc>
         <w:tc>
+          <w:tcPr/>
           <w:p>
             <w:pPr>
               <w:pStyle w:val="Compact"/>
@@ -1457,6 +1584,7 @@
       </w:tr>
       <w:tr>
         <w:tc>
+          <w:tcPr/>
           <w:p>
             <w:pPr>
               <w:pStyle w:val="Compact"/>
@@ -1468,6 +1596,7 @@
           </w:p>
         </w:tc>
         <w:tc>
+          <w:tcPr/>
           <w:p>
             <w:pPr>
               <w:pStyle w:val="Compact"/>
@@ -1475,6 +1604,7 @@
             </w:pPr>
             <w:r>
               <w:rPr>
+                <w:bCs/>
                 <w:b/>
               </w:rPr>
               <w:t xml:space="preserve">[Tier 4 — composite]</w:t>
@@ -1488,6 +1618,7 @@
           </w:p>
         </w:tc>
         <w:tc>
+          <w:tcPr/>
           <w:p>
             <w:pPr>
               <w:pStyle w:val="Compact"/>
@@ -1499,17 +1630,19 @@
           </w:p>
         </w:tc>
         <w:tc>
-          <w:p>
-            <w:pPr>
-              <w:pStyle w:val="Compact"/>
-              <w:jc w:val="left"/>
-            </w:pPr>
-            <w:r>
-              <w:t xml:space="preserve">Element sources: the ordered day of prayer/psalmody/work (Basil’s early letter on the Pontus retreat; the Asketikon’s hours and labor provisions); obedience and the proestōs (Longer Rules); common goods (Rules); the guest-door and service norms (Rules’ hospitality provisions; the Basileias’ staffing pattern); the embedded community-questions (Shorter Rules) for texture of live dispute</w:t>
-            </w:r>
-          </w:p>
-        </w:tc>
-        <w:tc>
+          <w:tcPr/>
+          <w:p>
+            <w:pPr>
+              <w:pStyle w:val="Compact"/>
+              <w:jc w:val="left"/>
+            </w:pPr>
+            <w:r>
+              <w:t xml:space="preserve">Element sources: the ordered day of prayer/psalmody/work (Basil’s early letter on the Pontus retreat; the Asketikon’s hours and labor provisions); obedience and the proestōs (Longer Rules); common goods (Rules); the guest-door and service norms (Rules’ hospitality provisions; the poorhouse complex’s staffing pattern); the embedded community-questions (Shorter Rules) for texture of live dispute</w:t>
+            </w:r>
+          </w:p>
+        </w:tc>
+        <w:tc>
+          <w:tcPr/>
           <w:p>
             <w:pPr>
               <w:pStyle w:val="Compact"/>
@@ -1521,6 +1654,7 @@
           </w:p>
         </w:tc>
         <w:tc>
+          <w:tcPr/>
           <w:p>
             <w:pPr>
               <w:pStyle w:val="Compact"/>
@@ -1546,6 +1680,7 @@
       </w:tr>
       <w:tr>
         <w:tc>
+          <w:tcPr/>
           <w:p>
             <w:pPr>
               <w:pStyle w:val="Compact"/>
@@ -1557,6 +1692,7 @@
           </w:p>
         </w:tc>
         <w:tc>
+          <w:tcPr/>
           <w:p>
             <w:pPr>
               <w:pStyle w:val="Compact"/>
@@ -1564,6 +1700,7 @@
             </w:pPr>
             <w:r>
               <w:rPr>
+                <w:bCs/>
                 <w:b/>
               </w:rPr>
               <w:t xml:space="preserve">[Tier 4 — composite]</w:t>
@@ -1577,6 +1714,7 @@
           </w:p>
         </w:tc>
         <w:tc>
+          <w:tcPr/>
           <w:p>
             <w:pPr>
               <w:pStyle w:val="Compact"/>
@@ -1588,6 +1726,7 @@
           </w:p>
         </w:tc>
         <w:tc>
+          <w:tcPr/>
           <w:p>
             <w:pPr>
               <w:pStyle w:val="Compact"/>
@@ -1599,6 +1738,7 @@
           </w:p>
         </w:tc>
         <w:tc>
+          <w:tcPr/>
           <w:p>
             <w:pPr>
               <w:pStyle w:val="Compact"/>
@@ -1610,6 +1750,7 @@
           </w:p>
         </w:tc>
         <w:tc>
+          <w:tcPr/>
           <w:p>
             <w:pPr>
               <w:pStyle w:val="Compact"/>
@@ -1617,20 +1758,355 @@
             </w:pPr>
             <w:r>
               <w:t xml:space="preserve">Reconstruction register, as above</w:t>
+            </w:r>
+          </w:p>
+        </w:tc>
+      </w:tr>
+      <w:tr>
+        <w:tc>
+          <w:tcPr/>
+          <w:p>
+            <w:pPr>
+              <w:pStyle w:val="Compact"/>
+              <w:jc w:val="left"/>
+            </w:pPr>
+            <w:r>
+              <w:t xml:space="preserve">19</w:t>
+            </w:r>
+          </w:p>
+        </w:tc>
+        <w:tc>
+          <w:tcPr/>
+          <w:p>
+            <w:pPr>
+              <w:pStyle w:val="Compact"/>
+              <w:jc w:val="left"/>
+            </w:pPr>
+            <w:r>
+              <w:rPr>
+                <w:bCs/>
+                <w:b/>
+              </w:rPr>
+              <w:t xml:space="preserve">[Tier 4 — composite]</w:t>
+            </w:r>
+            <w:r>
+              <w:t xml:space="preserve"> </w:t>
+            </w:r>
+            <w:r>
+              <w:t xml:space="preserve">A later famine month at the poorhouse-hospital complex outside Caesarea, after its founding (necessarily after 370, when Basil held Caesarea — though the complex’s own founding date is not itself attested; the operative bound is that the complex existed, not that 370 itself is that date): the guest-house and infirmary crowded, ascetics nursing the sick and the leper alongside the traveler, the steward weighing out relief, preaching against hoarding in the vocabulary the founder’s own famine homilies established</w:t>
+            </w:r>
+          </w:p>
+        </w:tc>
+        <w:tc>
+          <w:tcPr/>
+          <w:p>
+            <w:pPr>
+              <w:pStyle w:val="Compact"/>
+              <w:jc w:val="left"/>
+            </w:pPr>
+            <w:r>
+              <w:t xml:space="preserve">4</w:t>
+            </w:r>
+          </w:p>
+        </w:tc>
+        <w:tc>
+          <w:tcPr/>
+          <w:p>
+            <w:pPr>
+              <w:pStyle w:val="Compact"/>
+              <w:jc w:val="left"/>
+            </w:pPr>
+            <w:r>
+              <w:t xml:space="preserve">Element sources:</w:t>
+            </w:r>
+            <w:r>
+              <w:t xml:space="preserve"> </w:t>
+            </w:r>
+            <w:r>
+              <w:rPr>
+                <w:bCs/>
+                <w:b/>
+              </w:rPr>
+              <w:t xml:space="preserve">the complex’s own founding preaching</w:t>
+            </w:r>
+            <w:r>
+              <w:t xml:space="preserve"> </w:t>
+            </w:r>
+            <w:r>
+              <w:t xml:space="preserve">(Basil’s homilies on famine and drought, on the rich fool’s barns, against usury — Doc_02 §1.1, §4) supplies the theology and vocabulary reused here, but that preaching itself belongs to the famine of c. 368/9,</w:t>
+            </w:r>
+            <w:r>
+              <w:t xml:space="preserve"> </w:t>
+            </w:r>
+            <w:r>
+              <w:rPr>
+                <w:bCs/>
+                <w:b/>
+              </w:rPr>
+              <w:t xml:space="preserve">which predates the complex and Basil’s own episcopate (370), per Doc_02 §1.1</w:t>
+            </w:r>
+            <w:r>
+              <w:t xml:space="preserve"> </w:t>
+            </w:r>
+            <w:r>
+              <w:t xml:space="preserve">— so this entry is deliberately set at a</w:t>
+            </w:r>
+            <w:r>
+              <w:t xml:space="preserve"> </w:t>
+            </w:r>
+            <w:r>
+              <w:rPr>
+                <w:iCs/>
+                <w:i/>
+              </w:rPr>
+              <w:t xml:space="preserve">later</w:t>
+            </w:r>
+            <w:r>
+              <w:t xml:space="preserve">, unattested famine, after the complex existed, not a re-narration of 368/9 with the complex added in; the poorhouse-hospital complex’s Documented existence, staffing by ascetics, and negotiation with governors (Basil’s own letters; Nazianzen’s Or. 43 calling it</w:t>
+            </w:r>
+            <w:r>
+              <w:t xml:space="preserve"> </w:t>
+            </w:r>
+            <w:r>
+              <w:t xml:space="preserve">“</w:t>
+            </w:r>
+            <w:r>
+              <w:t xml:space="preserve">the new city</w:t>
+            </w:r>
+            <w:r>
+              <w:t xml:space="preserve">”</w:t>
+            </w:r>
+            <w:r>
+              <w:t xml:space="preserve"> </w:t>
+            </w:r>
+            <w:r>
+              <w:t xml:space="preserve">— Doc_02 §2, §4, Doc_05 §5;</w:t>
+            </w:r>
+            <w:r>
+              <w:t xml:space="preserve"> </w:t>
+            </w:r>
+            <w:r>
+              <w:rPr>
+                <w:bCs/>
+                <w:b/>
+              </w:rPr>
+              <w:t xml:space="preserve">not</w:t>
+            </w:r>
+            <w:r>
+              <w:rPr>
+                <w:bCs/>
+                <w:b/>
+              </w:rPr>
+              <w:t xml:space="preserve"> </w:t>
+            </w:r>
+            <w:r>
+              <w:rPr>
+                <w:bCs/>
+                <w:b/>
+              </w:rPr>
+              <w:t xml:space="preserve">“</w:t>
+            </w:r>
+            <w:r>
+              <w:rPr>
+                <w:bCs/>
+                <w:b/>
+              </w:rPr>
+              <w:t xml:space="preserve">the Basileias,</w:t>
+            </w:r>
+            <w:r>
+              <w:rPr>
+                <w:bCs/>
+                <w:b/>
+              </w:rPr>
+              <w:t xml:space="preserve">”</w:t>
+            </w:r>
+            <w:r>
+              <w:rPr>
+                <w:bCs/>
+                <w:b/>
+              </w:rPr>
+              <w:t xml:space="preserve"> </w:t>
+            </w:r>
+            <w:r>
+              <w:rPr>
+                <w:bCs/>
+                <w:b/>
+              </w:rPr>
+              <w:t xml:space="preserve">per Doc_02 §2</w:t>
+            </w:r>
+            <w:r>
+              <w:t xml:space="preserve">); the theological ground, carried at work-level, not a verified direct quotation (</w:t>
+            </w:r>
+            <w:r>
+              <w:t xml:space="preserve">“</w:t>
+            </w:r>
+            <w:r>
+              <w:t xml:space="preserve">the bread you keep belongs to the hungry</w:t>
+            </w:r>
+            <w:r>
+              <w:t xml:space="preserve">”</w:t>
+            </w:r>
+            <w:r>
+              <w:t xml:space="preserve"> </w:t>
+            </w:r>
+            <w:r>
+              <w:t xml:space="preserve">— Doc_05 §5); the leper as philanthrōpia’s test (Nazianzen’s</w:t>
+            </w:r>
+            <w:r>
+              <w:t xml:space="preserve"> </w:t>
+            </w:r>
+            <w:r>
+              <w:rPr>
+                <w:iCs/>
+                <w:i/>
+              </w:rPr>
+              <w:t xml:space="preserve">On the Love of the Poor</w:t>
+            </w:r>
+            <w:r>
+              <w:t xml:space="preserve">, Oration 14 — Doc_02 §1.2; Nyssen’s own poverty preaching — Doc_02 §1.3; both named together at Doc_05 §5); pleonexia as the vice the famine homilies anatomize (Doc_03 Cluster 3, Doc_06 §24); the granary-door imagery (story #1 above; Doc_05 §4’s own inhabited rendering); the steward as office and metaphor (</w:t>
+            </w:r>
+            <w:r>
+              <w:rPr>
+                <w:iCs/>
+                <w:i/>
+              </w:rPr>
+              <w:t xml:space="preserve">oikonomos</w:t>
+            </w:r>
+            <w:r>
+              <w:t xml:space="preserve"> </w:t>
+            </w:r>
+            <w:r>
+              <w:t xml:space="preserve">— Doc_03 Cluster 5, Doc_06 §38)</w:t>
+            </w:r>
+          </w:p>
+        </w:tc>
+        <w:tc>
+          <w:tcPr/>
+          <w:p>
+            <w:pPr>
+              <w:pStyle w:val="Compact"/>
+              <w:jc w:val="left"/>
+            </w:pPr>
+            <w:r>
+              <w:t xml:space="preserve">Inferential/Thin as narrative, by rule — doubly so here: no later famine is itself attested, only the recurring subsistence risk this plateau’s own ecology carries (Doc_02 §4’s</w:t>
+            </w:r>
+            <w:r>
+              <w:t xml:space="preserve"> </w:t>
+            </w:r>
+            <w:r>
+              <w:t xml:space="preserve">“</w:t>
+            </w:r>
+            <w:r>
+              <w:t xml:space="preserve">recurrent subsistence crisis</w:t>
+            </w:r>
+            <w:r>
+              <w:t xml:space="preserve">”</w:t>
+            </w:r>
+            <w:r>
+              <w:t xml:space="preserve">) and an institution built to answer it</w:t>
+            </w:r>
+          </w:p>
+        </w:tc>
+        <w:tc>
+          <w:tcPr/>
+          <w:p>
+            <w:pPr>
+              <w:pStyle w:val="Compact"/>
+              <w:jc w:val="left"/>
+            </w:pPr>
+            <w:r>
+              <w:t xml:space="preserve">“</w:t>
+            </w:r>
+            <w:r>
+              <w:t xml:space="preserve">This is how a later crisis would plausibly have found this institution, once it existed…</w:t>
+            </w:r>
+            <w:r>
+              <w:t xml:space="preserve">”</w:t>
+            </w:r>
+            <w:r>
+              <w:t xml:space="preserve"> </w:t>
+            </w:r>
+            <w:r>
+              <w:t xml:space="preserve">— explicitly reconstruction, and explicitly not the 368/9 famine itself, which the complex did not yet exist to answer; every element source-listed here.</w:t>
+            </w:r>
+            <w:r>
+              <w:t xml:space="preserve"> </w:t>
+            </w:r>
+            <w:r>
+              <w:rPr>
+                <w:bCs/>
+                <w:b/>
+              </w:rPr>
+              <w:t xml:space="preserve">Documented only from the founder’s and encomiast’s side</w:t>
+            </w:r>
+            <w:r>
+              <w:t xml:space="preserve"> </w:t>
+            </w:r>
+            <w:r>
+              <w:t xml:space="preserve">(this document’s own Absent Stories list:</w:t>
+            </w:r>
+            <w:r>
+              <w:t xml:space="preserve"> </w:t>
+            </w:r>
+            <w:r>
+              <w:t xml:space="preserve">“</w:t>
+            </w:r>
+            <w:r>
+              <w:t xml:space="preserve">the poorhouse-hospital complex from a patient’s cot</w:t>
+            </w:r>
+            <w:r>
+              <w:t xml:space="preserve">”</w:t>
+            </w:r>
+            <w:r>
+              <w:t xml:space="preserve">), a limit this entry inherits and does not escape by being set later.</w:t>
+            </w:r>
+            <w:r>
+              <w:t xml:space="preserve"> </w:t>
+            </w:r>
+            <w:r>
+              <w:rPr>
+                <w:bCs/>
+                <w:b/>
+              </w:rPr>
+              <w:t xml:space="preserve">Provenance note:</w:t>
+            </w:r>
+            <w:r>
+              <w:t xml:space="preserve"> </w:t>
+            </w:r>
+            <w:r>
+              <w:t xml:space="preserve">Doc_02 §8 named a</w:t>
+            </w:r>
+            <w:r>
+              <w:t xml:space="preserve"> </w:t>
+            </w:r>
+            <w:r>
+              <w:t xml:space="preserve">“</w:t>
+            </w:r>
+            <w:r>
+              <w:t xml:space="preserve">famine month at the poorhouse complex</w:t>
+            </w:r>
+            <w:r>
+              <w:t xml:space="preserve">”</w:t>
+            </w:r>
+            <w:r>
+              <w:t xml:space="preserve"> </w:t>
+            </w:r>
+            <w:r>
+              <w:t xml:space="preserve">as a third Tier 4 candidate alongside #17 and #18; supplied here, set at a later famine rather than 368/9 to avoid the same complex-predates-episcopate conflict named above.</w:t>
             </w:r>
           </w:p>
         </w:tc>
       </w:tr>
     </w:tbl>
+    <w:bookmarkEnd w:id="20"/>
+    <w:bookmarkStart w:id="21" w:name="absent-stories-named-as-deliverable"/>
     <w:p>
       <w:pPr>
         <w:pStyle w:val="Heading2"/>
       </w:pPr>
-      <w:bookmarkStart w:id="22" w:name="absent-stories-named-as-deliverable"/>
       <w:r>
         <w:t xml:space="preserve">Absent Stories (named as deliverable)</w:t>
       </w:r>
-      <w:bookmarkEnd w:id="22"/>
     </w:p>
     <w:p>
       <w:pPr>
@@ -1642,6 +2118,7 @@
       </w:pPr>
       <w:r>
         <w:rPr>
+          <w:bCs/>
           <w:b/>
         </w:rPr>
         <w:t xml:space="preserve">No story can be told from inside the Homoian or Pneumatomachian congregations of the region</w:t>
@@ -1675,6 +2152,7 @@
       </w:pPr>
       <w:r>
         <w:rPr>
+          <w:bCs/>
           <w:b/>
         </w:rPr>
         <w:t xml:space="preserve">No first-person story of an ordinary brother or sister of the communities</w:t>
@@ -1696,6 +2174,7 @@
       </w:pPr>
       <w:r>
         <w:rPr>
+          <w:bCs/>
           <w:b/>
         </w:rPr>
         <w:t xml:space="preserve">No story of the village or the non-Greek-speaking faithful in their own words</w:t>
@@ -1714,6 +2193,7 @@
       </w:pPr>
       <w:r>
         <w:rPr>
+          <w:bCs/>
           <w:b/>
         </w:rPr>
         <w:t xml:space="preserve">Macrina unmediated does not exist.</w:t>
@@ -1735,6 +2215,7 @@
       </w:pPr>
       <w:r>
         <w:rPr>
+          <w:bCs/>
           <w:b/>
         </w:rPr>
         <w:t xml:space="preserve">Eustathius’ side of the rupture</w:t>
@@ -1756,33 +2237,86 @@
       </w:pPr>
       <w:r>
         <w:rPr>
+          <w:bCs/>
           <w:b/>
         </w:rPr>
-        <w:t xml:space="preserve">The Basileias from a patient’s cot</w:t>
+        <w:t xml:space="preserve">The poorhouse-hospital complex from a patient’s cot</w:t>
       </w:r>
       <w:r>
         <w:t xml:space="preserve"> </w:t>
       </w:r>
       <w:r>
-        <w:t xml:space="preserve">— the poorhouse is documented from the founder’s and encomiast’s side only.</w:t>
+        <w:t xml:space="preserve">— documented from the founder’s and encomiast’s side only. (Not</w:t>
+      </w:r>
+      <w:r>
+        <w:t xml:space="preserve"> </w:t>
+      </w:r>
+      <w:r>
+        <w:t xml:space="preserve">“</w:t>
+      </w:r>
+      <w:r>
+        <w:t xml:space="preserve">the Basileias</w:t>
+      </w:r>
+      <w:r>
+        <w:t xml:space="preserve">”</w:t>
+      </w:r>
+      <w:r>
+        <w:t xml:space="preserve"> </w:t>
+      </w:r>
+      <w:r>
+        <w:t xml:space="preserve">— a later name, Sozomen and after, not this world’s own word for it, per Doc_02 §2’s correction; this document previously used it, corrected here.)</w:t>
       </w:r>
     </w:p>
+    <w:bookmarkEnd w:id="21"/>
+    <w:bookmarkStart w:id="22" w:name="validation-cross-checks-step-9"/>
     <w:p>
       <w:pPr>
         <w:pStyle w:val="Heading2"/>
       </w:pPr>
-      <w:bookmarkStart w:id="23" w:name="validation-cross-checks-step-9"/>
       <w:r>
         <w:t xml:space="preserve">Validation cross-checks (Step 9)</w:t>
       </w:r>
-      <w:bookmarkEnd w:id="23"/>
     </w:p>
     <w:p>
       <w:pPr>
         <w:pStyle w:val="FirstParagraph"/>
       </w:pPr>
       <w:r>
-        <w:t xml:space="preserve">Every story used anywhere in Doc_01–Doc_08 appears in this inventory (checked: famine, doxology occasion, Valens/Modestus [split], Sasima, Athens, Macrina deathbed, Basil’s funeral, Constantinople mission, the Forty, Thaumaturgus legend, Nyssa’s exile, Julian/schools, money-changers, the anti-slaveholding homily, Naucratius, the retreat-day elements inside #17, the panegyris elements inside #18). No Tier 5 present anywhere. Tier/confidence cross-walk conforms. Critic Finding 5 implemented at #16; Finding 6 at #6–7 and the absence list; Finding 7 at #4. The Valens split (#3) parallels the Early Latin Theodosius split on its own evidentiary merits (encomium-versus-record), not by template echo — the underlying genre problem is the same and the treatment is the standard one.</w:t>
+        <w:t xml:space="preserve">Every story used anywhere in Doc_01–Doc_08 appears in this inventory (checked: famine, doxology occasion, Valens/Modestus [split], Sasima, Athens, Macrina deathbed, Basil’s funeral, Constantinople mission, the Forty, Thaumaturgus legend, Nyssa’s exile, Julian/schools, money-changers, the anti-slaveholding homily, Naucratius, the retreat-day elements inside #17, the panegyris elements inside #18, the famine-month elements inside #19). No Tier 5 present anywhere. Tier/confidence cross-walk conforms. Critic Finding 5 implemented at #16; Finding 6 at #6–7 and the absence list; Finding 7 at #4. The Valens split (#3) parallels the Early Latin Theodosius split on its own evidentiary merits (encomium-versus-record), not by template echo — the underlying genre problem is the same and the treatment is the standard one.</w:t>
+      </w:r>
+      <w:r>
+        <w:t xml:space="preserve"> </w:t>
+      </w:r>
+      <w:r>
+        <w:rPr>
+          <w:bCs/>
+          <w:b/>
+        </w:rPr>
+        <w:t xml:space="preserve">Light-fix pass note (2026-08-31):</w:t>
+      </w:r>
+      <w:r>
+        <w:t xml:space="preserve"> </w:t>
+      </w:r>
+      <w:r>
+        <w:t xml:space="preserve">entry #19 (the famine-month Tier 4 composite) is newly added — Doc_02 §8 had named it as a third Tier 4 candidate that an earlier build dropped without note. Its scene is deliberately set at a later, explicitly unattested famine, after the poorhouse complex existed, reusing the founder’s own preaching vocabulary rather than narrating his pre-episcopate famine with an institution present that wasn’t there for it — setting the scene at the documented 368/9 famine, with the complex already present, would blur Basil’s famine patronage (which predates his 370 episcopate and the complex that followed it, Doc_02 §1.1) into the later institution. The entry’s Tier-4 construction follows the same discipline already used at #17/#18: every element is separately attested, the reused 368/9 vocabulary is declared as a source rather than the setting, and the entry’s own</w:t>
+      </w:r>
+      <w:r>
+        <w:t xml:space="preserve"> </w:t>
+      </w:r>
+      <w:r>
+        <w:t xml:space="preserve">“</w:t>
+      </w:r>
+      <w:r>
+        <w:t xml:space="preserve">Inferential/Thin, doubly so</w:t>
+      </w:r>
+      <w:r>
+        <w:t xml:space="preserve">”</w:t>
+      </w:r>
+      <w:r>
+        <w:t xml:space="preserve"> </w:t>
+      </w:r>
+      <w:r>
+        <w:t xml:space="preserve">flag correctly discloses that no later famine is itself attested. Its dating states the 370 bound (once Basil held Caesarea) and the complex’s-existence bound separately, since the complex’s own founding date is not itself attested. Entry #3’s tier notation reads plain Tier 1, with the genre caution in the Confidence column — cosmetic, not a reclassification.</w:t>
       </w:r>
     </w:p>
     <w:p>
@@ -1791,11 +2325,14 @@
       </w:pPr>
       <w:r>
         <w:rPr>
+          <w:iCs/>
           <w:i/>
         </w:rPr>
         <w:t xml:space="preserve">No Representative content appears in this document.</w:t>
       </w:r>
     </w:p>
+    <w:bookmarkEnd w:id="22"/>
+    <w:bookmarkEnd w:id="23"/>
     <w:sectPr/>
   </w:body>
 </w:document>
@@ -1827,17 +2364,14 @@
 <file path=word/numbering.xml><?xml version="1.0" encoding="utf-8"?>
 <w:numbering xmlns:w="http://schemas.openxmlformats.org/wordprocessingml/2006/main">
   <w:abstractNum w:abstractNumId="990">
-    <w:nsid w:val="2c1ae401"/>
+    <w:nsid w:val="A990"/>
     <w:multiLevelType w:val="multilevel"/>
     <w:lvl w:ilvl="0">
       <w:numFmt w:val="bullet"/>
       <w:lvlText w:val=" "/>
       <w:lvlJc w:val="left"/>
       <w:pPr>
-        <w:tabs>
-          <w:tab w:val="num" w:pos="0"/>
-        </w:tabs>
-        <w:ind w:left="480" w:hanging="480"/>
+        <w:ind w:left="720" w:hanging="480"/>
       </w:pPr>
     </w:lvl>
     <w:lvl w:ilvl="1">
@@ -1845,10 +2379,7 @@
       <w:lvlText w:val=" "/>
       <w:lvlJc w:val="left"/>
       <w:pPr>
-        <w:tabs>
-          <w:tab w:val="num" w:pos="720"/>
-        </w:tabs>
-        <w:ind w:left="1200" w:hanging="480"/>
+        <w:ind w:left="1440" w:hanging="480"/>
       </w:pPr>
     </w:lvl>
     <w:lvl w:ilvl="2">
@@ -1856,10 +2387,7 @@
       <w:lvlText w:val=" "/>
       <w:lvlJc w:val="left"/>
       <w:pPr>
-        <w:tabs>
-          <w:tab w:val="num" w:pos="1440"/>
-        </w:tabs>
-        <w:ind w:left="1920" w:hanging="480"/>
+        <w:ind w:left="2160" w:hanging="480"/>
       </w:pPr>
     </w:lvl>
     <w:lvl w:ilvl="3">
@@ -1867,10 +2395,7 @@
       <w:lvlText w:val=" "/>
       <w:lvlJc w:val="left"/>
       <w:pPr>
-        <w:tabs>
-          <w:tab w:val="num" w:pos="2160"/>
-        </w:tabs>
-        <w:ind w:left="2640" w:hanging="480"/>
+        <w:ind w:left="2880" w:hanging="480"/>
       </w:pPr>
     </w:lvl>
     <w:lvl w:ilvl="4">
@@ -1878,10 +2403,7 @@
       <w:lvlText w:val=" "/>
       <w:lvlJc w:val="left"/>
       <w:pPr>
-        <w:tabs>
-          <w:tab w:val="num" w:pos="2880"/>
-        </w:tabs>
-        <w:ind w:left="3360" w:hanging="480"/>
+        <w:ind w:left="3600" w:hanging="480"/>
       </w:pPr>
     </w:lvl>
     <w:lvl w:ilvl="5">
@@ -1889,10 +2411,7 @@
       <w:lvlText w:val=" "/>
       <w:lvlJc w:val="left"/>
       <w:pPr>
-        <w:tabs>
-          <w:tab w:val="num" w:pos="3600"/>
-        </w:tabs>
-        <w:ind w:left="4080" w:hanging="480"/>
+        <w:ind w:left="4320" w:hanging="480"/>
       </w:pPr>
     </w:lvl>
     <w:lvl w:ilvl="6">
@@ -1900,10 +2419,7 @@
       <w:lvlText w:val=" "/>
       <w:lvlJc w:val="left"/>
       <w:pPr>
-        <w:tabs>
-          <w:tab w:val="num" w:pos="4320"/>
-        </w:tabs>
-        <w:ind w:left="4800" w:hanging="480"/>
+        <w:ind w:left="5040" w:hanging="480"/>
       </w:pPr>
     </w:lvl>
     <w:lvl w:ilvl="7">
@@ -1911,10 +2427,7 @@
       <w:lvlText w:val=" "/>
       <w:lvlJc w:val="left"/>
       <w:pPr>
-        <w:tabs>
-          <w:tab w:val="num" w:pos="5040"/>
-        </w:tabs>
-        <w:ind w:left="5520" w:hanging="480"/>
+        <w:ind w:left="5760" w:hanging="480"/>
       </w:pPr>
     </w:lvl>
     <w:lvl w:ilvl="8">
@@ -1922,25 +2435,19 @@
       <w:lvlText w:val=" "/>
       <w:lvlJc w:val="left"/>
       <w:pPr>
-        <w:tabs>
-          <w:tab w:val="num" w:pos="5760"/>
-        </w:tabs>
-        <w:ind w:left="6240" w:hanging="480"/>
+        <w:ind w:left="6480" w:hanging="480"/>
       </w:pPr>
     </w:lvl>
   </w:abstractNum>
   <w:abstractNum w:abstractNumId="991">
-    <w:nsid w:val="ea454b4c"/>
+    <w:nsid w:val="A991"/>
     <w:multiLevelType w:val="multilevel"/>
     <w:lvl w:ilvl="0">
       <w:numFmt w:val="bullet"/>
       <w:lvlText w:val="•"/>
       <w:lvlJc w:val="left"/>
       <w:pPr>
-        <w:tabs>
-          <w:tab w:val="num" w:pos="0"/>
-        </w:tabs>
-        <w:ind w:left="480" w:hanging="480"/>
+        <w:ind w:left="720" w:hanging="480"/>
       </w:pPr>
     </w:lvl>
     <w:lvl w:ilvl="1">
@@ -1948,10 +2455,7 @@
       <w:lvlText w:val="–"/>
       <w:lvlJc w:val="left"/>
       <w:pPr>
-        <w:tabs>
-          <w:tab w:val="num" w:pos="720"/>
-        </w:tabs>
-        <w:ind w:left="1200" w:hanging="480"/>
+        <w:ind w:left="1440" w:hanging="480"/>
       </w:pPr>
     </w:lvl>
     <w:lvl w:ilvl="2">
@@ -1959,10 +2463,7 @@
       <w:lvlText w:val="•"/>
       <w:lvlJc w:val="left"/>
       <w:pPr>
-        <w:tabs>
-          <w:tab w:val="num" w:pos="1440"/>
-        </w:tabs>
-        <w:ind w:left="1920" w:hanging="480"/>
+        <w:ind w:left="2160" w:hanging="480"/>
       </w:pPr>
     </w:lvl>
     <w:lvl w:ilvl="3">
@@ -1970,10 +2471,7 @@
       <w:lvlText w:val="–"/>
       <w:lvlJc w:val="left"/>
       <w:pPr>
-        <w:tabs>
-          <w:tab w:val="num" w:pos="2160"/>
-        </w:tabs>
-        <w:ind w:left="2640" w:hanging="480"/>
+        <w:ind w:left="2880" w:hanging="480"/>
       </w:pPr>
     </w:lvl>
     <w:lvl w:ilvl="4">
@@ -1981,10 +2479,7 @@
       <w:lvlText w:val="•"/>
       <w:lvlJc w:val="left"/>
       <w:pPr>
-        <w:tabs>
-          <w:tab w:val="num" w:pos="2880"/>
-        </w:tabs>
-        <w:ind w:left="3360" w:hanging="480"/>
+        <w:ind w:left="3600" w:hanging="480"/>
       </w:pPr>
     </w:lvl>
     <w:lvl w:ilvl="5">
@@ -1992,10 +2487,7 @@
       <w:lvlText w:val="–"/>
       <w:lvlJc w:val="left"/>
       <w:pPr>
-        <w:tabs>
-          <w:tab w:val="num" w:pos="3600"/>
-        </w:tabs>
-        <w:ind w:left="4080" w:hanging="480"/>
+        <w:ind w:left="4320" w:hanging="480"/>
       </w:pPr>
     </w:lvl>
     <w:lvl w:ilvl="6">
@@ -2003,10 +2495,7 @@
       <w:lvlText w:val="•"/>
       <w:lvlJc w:val="left"/>
       <w:pPr>
-        <w:tabs>
-          <w:tab w:val="num" w:pos="4320"/>
-        </w:tabs>
-        <w:ind w:left="4800" w:hanging="480"/>
+        <w:ind w:left="5040" w:hanging="480"/>
       </w:pPr>
     </w:lvl>
     <w:lvl w:ilvl="7">
@@ -2014,10 +2503,7 @@
       <w:lvlText w:val="–"/>
       <w:lvlJc w:val="left"/>
       <w:pPr>
-        <w:tabs>
-          <w:tab w:val="num" w:pos="5040"/>
-        </w:tabs>
-        <w:ind w:left="5520" w:hanging="480"/>
+        <w:ind w:left="5760" w:hanging="480"/>
       </w:pPr>
     </w:lvl>
     <w:lvl w:ilvl="8">
@@ -2025,10 +2511,7 @@
       <w:lvlText w:val="•"/>
       <w:lvlJc w:val="left"/>
       <w:pPr>
-        <w:tabs>
-          <w:tab w:val="num" w:pos="5760"/>
-        </w:tabs>
-        <w:ind w:left="6240" w:hanging="480"/>
+        <w:ind w:left="6480" w:hanging="480"/>
       </w:pPr>
     </w:lvl>
   </w:abstractNum>
@@ -2046,10 +2529,10 @@
   <w:docDefaults>
     <w:rPrDefault>
       <w:rPr>
-        <w:rFonts w:asciiTheme="minorHAnsi" w:eastAsiaTheme="minorHAnsi" w:hAnsiTheme="minorHAnsi" w:cstheme="minorBidi"/>
+        <w:rFonts w:asciiTheme="minorHAnsi" w:cstheme="minorBidi" w:eastAsiaTheme="minorHAnsi" w:hAnsiTheme="minorHAnsi"/>
         <w:sz w:val="24"/>
         <w:szCs w:val="24"/>
-        <w:lang w:val="en-US" w:eastAsia="en-US" w:bidi="ar-SA"/>
+        <w:lang w:bidi="ar-SA" w:eastAsia="en-US" w:val="en-US"/>
       </w:rPr>
     </w:rPrDefault>
     <w:pPrDefault>
@@ -2058,35 +2541,35 @@
       </w:pPr>
     </w:pPrDefault>
   </w:docDefaults>
-  <w:latentStyles w:defLockedState="0" w:defUIPriority="0" w:defSemiHidden="0" w:defUnhideWhenUsed="0" w:defQFormat="0" w:count="276"/>
-  <w:style w:type="paragraph" w:default="1" w:styleId="Normal">
+  <w:latentStyles w:count="276" w:defLockedState="0" w:defQFormat="0" w:defSemiHidden="0" w:defUIPriority="0" w:defUnhideWhenUsed="0"/>
+  <w:style w:default="1" w:styleId="Normal" w:type="paragraph">
     <w:name w:val="Normal"/>
     <w:qFormat/>
   </w:style>
-  <w:style w:type="paragraph" w:styleId="BodyText">
+  <w:style w:styleId="BodyText" w:type="paragraph">
     <w:name w:val="Body Text"/>
     <w:basedOn w:val="Normal"/>
     <w:link w:val="BodyTextChar"/>
     <w:pPr>
-      <w:spacing w:before="180" w:after="180"/>
+      <w:spacing w:after="180" w:before="180"/>
     </w:pPr>
     <w:qFormat/>
   </w:style>
-  <w:style w:type="paragraph" w:customStyle="1" w:styleId="FirstParagraph">
+  <w:style w:customStyle="1" w:styleId="FirstParagraph" w:type="paragraph">
     <w:name w:val="First Paragraph"/>
     <w:basedOn w:val="BodyText"/>
     <w:next w:val="BodyText"/>
     <w:qFormat/>
   </w:style>
-  <w:style w:type="paragraph" w:customStyle="1" w:styleId="Compact">
+  <w:style w:customStyle="1" w:styleId="Compact" w:type="paragraph">
     <w:name w:val="Compact"/>
     <w:basedOn w:val="BodyText"/>
     <w:qFormat/>
     <w:pPr>
-      <w:spacing w:before="36" w:after="36"/>
+      <w:spacing w:after="36" w:before="36"/>
     </w:pPr>
   </w:style>
-  <w:style w:type="paragraph" w:styleId="Title">
+  <w:style w:styleId="Title" w:type="paragraph">
     <w:name w:val="Title"/>
     <w:basedOn w:val="Normal"/>
     <w:next w:val="BodyText"/>
@@ -2094,19 +2577,19 @@
     <w:pPr>
       <w:keepNext/>
       <w:keepLines/>
-      <w:spacing w:before="480" w:after="240"/>
+      <w:spacing w:after="240" w:before="480"/>
       <w:jc w:val="center"/>
     </w:pPr>
     <w:rPr>
-      <w:rFonts w:asciiTheme="majorHAnsi" w:eastAsiaTheme="majorEastAsia" w:hAnsiTheme="majorHAnsi" w:cstheme="majorBidi"/>
+      <w:rFonts w:asciiTheme="majorHAnsi" w:cstheme="majorBidi" w:eastAsiaTheme="majorEastAsia" w:hAnsiTheme="majorHAnsi"/>
       <w:b/>
       <w:bCs/>
-      <w:color w:val="345A8A" w:themeColor="accent1" w:themeShade="B5"/>
+      <w:color w:themeColor="accent1" w:themeShade="B5" w:val="345A8A"/>
       <w:sz w:val="36"/>
       <w:szCs w:val="36"/>
     </w:rPr>
   </w:style>
-  <w:style w:type="paragraph" w:styleId="Subtitle">
+  <w:style w:styleId="Subtitle" w:type="paragraph">
     <w:name w:val="Subtitle"/>
     <w:basedOn w:val="Title"/>
     <w:next w:val="BodyText"/>
@@ -2114,7 +2597,7 @@
     <w:pPr>
       <w:keepNext/>
       <w:keepLines/>
-      <w:spacing w:before="240" w:after="240"/>
+      <w:spacing w:after="240" w:before="240"/>
       <w:jc w:val="center"/>
     </w:pPr>
     <w:rPr>
@@ -2122,7 +2605,7 @@
       <w:szCs w:val="30"/>
     </w:rPr>
   </w:style>
-  <w:style w:type="paragraph" w:customStyle="1" w:styleId="Author">
+  <w:style w:customStyle="1" w:styleId="Author" w:type="paragraph">
     <w:name w:val="Author"/>
     <w:next w:val="BodyText"/>
     <w:qFormat/>
@@ -2132,7 +2615,7 @@
       <w:jc w:val="center"/>
     </w:pPr>
   </w:style>
-  <w:style w:type="paragraph" w:styleId="Date">
+  <w:style w:styleId="Date" w:type="paragraph">
     <w:name w:val="Date"/>
     <w:next w:val="BodyText"/>
     <w:qFormat/>
@@ -2142,7 +2625,26 @@
       <w:jc w:val="center"/>
     </w:pPr>
   </w:style>
-  <w:style w:type="paragraph" w:customStyle="1" w:styleId="Abstract">
+  <w:style w:customStyle="1" w:styleId="AbstractTitle" w:type="paragraph">
+    <w:name w:val="Abstract Title"/>
+    <w:basedOn w:val="Normal"/>
+    <w:next w:val="Abstract"/>
+    <w:qFormat/>
+    <w:pPr>
+      <w:keepNext/>
+      <w:keepLines/>
+      <w:jc w:val="center"/>
+      <w:spacing w:after="0" w:before="300"/>
+    </w:pPr>
+    <w:rPr>
+      <w:sz w:val="20"/>
+      <w:szCs w:val="20"/>
+      <w:b/>
+      <w:color w:val="345A8A"/>
+      &gt;
+    </w:rPr>
+  </w:style>
+  <w:style w:customStyle="1" w:styleId="Abstract" w:type="paragraph">
     <w:name w:val="Abstract"/>
     <w:basedOn w:val="Normal"/>
     <w:next w:val="BodyText"/>
@@ -2150,14 +2652,14 @@
     <w:pPr>
       <w:keepNext/>
       <w:keepLines/>
-      <w:spacing w:before="300" w:after="300"/>
+      <w:spacing w:after="300" w:before="100"/>
     </w:pPr>
     <w:rPr>
       <w:sz w:val="20"/>
       <w:szCs w:val="20"/>
     </w:rPr>
   </w:style>
-  <w:style w:type="paragraph" w:styleId="Bibliography">
+  <w:style w:styleId="Bibliography" w:type="paragraph">
     <w:name w:val="Bibliography"/>
     <w:basedOn w:val="Normal"/>
     <w:next w:val="Bibliography"/>
@@ -2165,7 +2667,7 @@
     <w:pPr/>
     <w:rPr/>
   </w:style>
-  <w:style w:type="paragraph" w:styleId="Heading1">
+  <w:style w:styleId="Heading1" w:type="paragraph">
     <w:name w:val="Heading 1"/>
     <w:basedOn w:val="Normal"/>
     <w:next w:val="BodyText"/>
@@ -2174,19 +2676,19 @@
     <w:pPr>
       <w:keepNext/>
       <w:keepLines/>
-      <w:spacing w:before="480" w:after="0"/>
+      <w:spacing w:after="0" w:before="480"/>
       <w:outlineLvl w:val="0"/>
     </w:pPr>
     <w:rPr>
-      <w:rFonts w:asciiTheme="majorHAnsi" w:eastAsiaTheme="majorEastAsia" w:hAnsiTheme="majorHAnsi" w:cstheme="majorBidi"/>
+      <w:rFonts w:asciiTheme="majorHAnsi" w:cstheme="majorBidi" w:eastAsiaTheme="majorEastAsia" w:hAnsiTheme="majorHAnsi"/>
       <w:b/>
       <w:bCs/>
-      <w:color w:val="4F81BD" w:themeColor="accent1"/>
+      <w:color w:themeColor="accent1" w:val="4F81BD"/>
       <w:sz w:val="32"/>
       <w:szCs w:val="32"/>
     </w:rPr>
   </w:style>
-  <w:style w:type="paragraph" w:styleId="Heading2">
+  <w:style w:styleId="Heading2" w:type="paragraph">
     <w:name w:val="Heading 2"/>
     <w:basedOn w:val="Normal"/>
     <w:next w:val="BodyText"/>
@@ -2196,19 +2698,19 @@
     <w:pPr>
       <w:keepNext/>
       <w:keepLines/>
-      <w:spacing w:before="200" w:after="0"/>
+      <w:spacing w:after="0" w:before="200"/>
       <w:outlineLvl w:val="1"/>
     </w:pPr>
     <w:rPr>
-      <w:rFonts w:asciiTheme="majorHAnsi" w:eastAsiaTheme="majorEastAsia" w:hAnsiTheme="majorHAnsi" w:cstheme="majorBidi"/>
+      <w:rFonts w:asciiTheme="majorHAnsi" w:cstheme="majorBidi" w:eastAsiaTheme="majorEastAsia" w:hAnsiTheme="majorHAnsi"/>
       <w:b/>
       <w:bCs/>
-      <w:color w:val="4F81BD" w:themeColor="accent1"/>
+      <w:color w:themeColor="accent1" w:val="4F81BD"/>
       <w:sz w:val="28"/>
       <w:szCs w:val="28"/>
     </w:rPr>
   </w:style>
-  <w:style w:type="paragraph" w:styleId="Heading3">
+  <w:style w:styleId="Heading3" w:type="paragraph">
     <w:name w:val="Heading 3"/>
     <w:basedOn w:val="Normal"/>
     <w:next w:val="BodyText"/>
@@ -2218,19 +2720,19 @@
     <w:pPr>
       <w:keepNext/>
       <w:keepLines/>
-      <w:spacing w:before="200" w:after="0"/>
+      <w:spacing w:after="0" w:before="200"/>
       <w:outlineLvl w:val="2"/>
     </w:pPr>
     <w:rPr>
-      <w:rFonts w:asciiTheme="majorHAnsi" w:eastAsiaTheme="majorEastAsia" w:hAnsiTheme="majorHAnsi" w:cstheme="majorBidi"/>
+      <w:rFonts w:asciiTheme="majorHAnsi" w:cstheme="majorBidi" w:eastAsiaTheme="majorEastAsia" w:hAnsiTheme="majorHAnsi"/>
       <w:b/>
       <w:bCs/>
-      <w:color w:val="4F81BD" w:themeColor="accent1"/>
+      <w:color w:themeColor="accent1" w:val="4F81BD"/>
       <w:sz w:val="24"/>
       <w:szCs w:val="24"/>
     </w:rPr>
   </w:style>
-  <w:style w:type="paragraph" w:styleId="Heading4">
+  <w:style w:styleId="Heading4" w:type="paragraph">
     <w:name w:val="Heading 4"/>
     <w:basedOn w:val="Normal"/>
     <w:next w:val="BodyText"/>
@@ -2240,19 +2742,19 @@
     <w:pPr>
       <w:keepNext/>
       <w:keepLines/>
-      <w:spacing w:before="200" w:after="0"/>
+      <w:spacing w:after="0" w:before="200"/>
       <w:outlineLvl w:val="3"/>
     </w:pPr>
     <w:rPr>
-      <w:rFonts w:asciiTheme="majorHAnsi" w:eastAsiaTheme="majorEastAsia" w:hAnsiTheme="majorHAnsi" w:cstheme="majorBidi"/>
+      <w:rFonts w:asciiTheme="majorHAnsi" w:cstheme="majorBidi" w:eastAsiaTheme="majorEastAsia" w:hAnsiTheme="majorHAnsi"/>
       <w:i/>
       <w:bCs/>
-      <w:color w:val="4F81BD" w:themeColor="accent1"/>
+      <w:color w:themeColor="accent1" w:val="4F81BD"/>
       <w:sz w:val="24"/>
       <w:szCs w:val="24"/>
     </w:rPr>
   </w:style>
-  <w:style w:type="paragraph" w:styleId="Heading5">
+  <w:style w:styleId="Heading5" w:type="paragraph">
     <w:name w:val="Heading 5"/>
     <w:basedOn w:val="Normal"/>
     <w:next w:val="BodyText"/>
@@ -2262,18 +2764,18 @@
     <w:pPr>
       <w:keepNext/>
       <w:keepLines/>
-      <w:spacing w:before="200" w:after="0"/>
+      <w:spacing w:after="0" w:before="200"/>
       <w:outlineLvl w:val="4"/>
     </w:pPr>
     <w:rPr>
-      <w:rFonts w:asciiTheme="majorHAnsi" w:eastAsiaTheme="majorEastAsia" w:hAnsiTheme="majorHAnsi" w:cstheme="majorBidi"/>
+      <w:rFonts w:asciiTheme="majorHAnsi" w:cstheme="majorBidi" w:eastAsiaTheme="majorEastAsia" w:hAnsiTheme="majorHAnsi"/>
       <w:iCs/>
-      <w:color w:val="4F81BD" w:themeColor="accent1"/>
+      <w:color w:themeColor="accent1" w:val="4F81BD"/>
       <w:sz w:val="24"/>
       <w:szCs w:val="24"/>
     </w:rPr>
   </w:style>
-  <w:style w:type="paragraph" w:styleId="Heading6">
+  <w:style w:styleId="Heading6" w:type="paragraph">
     <w:name w:val="Heading 6"/>
     <w:basedOn w:val="Normal"/>
     <w:next w:val="BodyText"/>
@@ -2283,17 +2785,17 @@
     <w:pPr>
       <w:keepNext/>
       <w:keepLines/>
-      <w:spacing w:before="200" w:after="0"/>
+      <w:spacing w:after="0" w:before="200"/>
       <w:outlineLvl w:val="5"/>
     </w:pPr>
     <w:rPr>
-      <w:rFonts w:asciiTheme="majorHAnsi" w:eastAsiaTheme="majorEastAsia" w:hAnsiTheme="majorHAnsi" w:cstheme="majorBidi"/>
-      <w:color w:val="4F81BD" w:themeColor="accent1"/>
+      <w:rFonts w:asciiTheme="majorHAnsi" w:cstheme="majorBidi" w:eastAsiaTheme="majorEastAsia" w:hAnsiTheme="majorHAnsi"/>
+      <w:color w:themeColor="accent1" w:val="4F81BD"/>
       <w:sz w:val="24"/>
       <w:szCs w:val="24"/>
     </w:rPr>
   </w:style>
-  <w:style w:type="paragraph" w:styleId="Heading7">
+  <w:style w:styleId="Heading7" w:type="paragraph">
     <w:name w:val="Heading 7"/>
     <w:basedOn w:val="Normal"/>
     <w:next w:val="BodyText"/>
@@ -2303,17 +2805,17 @@
     <w:pPr>
       <w:keepNext/>
       <w:keepLines/>
-      <w:spacing w:before="200" w:after="0"/>
+      <w:spacing w:after="0" w:before="200"/>
       <w:outlineLvl w:val="6"/>
     </w:pPr>
     <w:rPr>
-      <w:rFonts w:asciiTheme="majorHAnsi" w:eastAsiaTheme="majorEastAsia" w:hAnsiTheme="majorHAnsi" w:cstheme="majorBidi"/>
-      <w:color w:val="4F81BD" w:themeColor="accent1"/>
+      <w:rFonts w:asciiTheme="majorHAnsi" w:cstheme="majorBidi" w:eastAsiaTheme="majorEastAsia" w:hAnsiTheme="majorHAnsi"/>
+      <w:color w:themeColor="accent1" w:val="4F81BD"/>
       <w:sz w:val="24"/>
       <w:szCs w:val="24"/>
     </w:rPr>
   </w:style>
-  <w:style w:type="paragraph" w:styleId="Heading8">
+  <w:style w:styleId="Heading8" w:type="paragraph">
     <w:name w:val="Heading 8"/>
     <w:basedOn w:val="Normal"/>
     <w:next w:val="BodyText"/>
@@ -2323,17 +2825,17 @@
     <w:pPr>
       <w:keepNext/>
       <w:keepLines/>
-      <w:spacing w:before="200" w:after="0"/>
+      <w:spacing w:after="0" w:before="200"/>
       <w:outlineLvl w:val="7"/>
     </w:pPr>
     <w:rPr>
-      <w:rFonts w:asciiTheme="majorHAnsi" w:eastAsiaTheme="majorEastAsia" w:hAnsiTheme="majorHAnsi" w:cstheme="majorBidi"/>
-      <w:color w:val="4F81BD" w:themeColor="accent1"/>
+      <w:rFonts w:asciiTheme="majorHAnsi" w:cstheme="majorBidi" w:eastAsiaTheme="majorEastAsia" w:hAnsiTheme="majorHAnsi"/>
+      <w:color w:themeColor="accent1" w:val="4F81BD"/>
       <w:sz w:val="24"/>
       <w:szCs w:val="24"/>
     </w:rPr>
   </w:style>
-  <w:style w:type="paragraph" w:styleId="Heading9">
+  <w:style w:styleId="Heading9" w:type="paragraph">
     <w:name w:val="Heading 9"/>
     <w:basedOn w:val="Normal"/>
     <w:next w:val="BodyText"/>
@@ -2343,17 +2845,17 @@
     <w:pPr>
       <w:keepNext/>
       <w:keepLines/>
-      <w:spacing w:before="200" w:after="0"/>
+      <w:spacing w:after="0" w:before="200"/>
       <w:outlineLvl w:val="8"/>
     </w:pPr>
     <w:rPr>
-      <w:rFonts w:asciiTheme="majorHAnsi" w:eastAsiaTheme="majorEastAsia" w:hAnsiTheme="majorHAnsi" w:cstheme="majorBidi"/>
-      <w:color w:val="4F81BD" w:themeColor="accent1"/>
+      <w:rFonts w:asciiTheme="majorHAnsi" w:cstheme="majorBidi" w:eastAsiaTheme="majorEastAsia" w:hAnsiTheme="majorHAnsi"/>
+      <w:color w:themeColor="accent1" w:val="4F81BD"/>
       <w:sz w:val="24"/>
       <w:szCs w:val="24"/>
     </w:rPr>
   </w:style>
-  <w:style w:type="paragraph" w:styleId="BlockText">
+  <w:style w:styleId="BlockText" w:type="paragraph">
     <w:name w:val="Block Text"/>
     <w:basedOn w:val="BodyText"/>
     <w:next w:val="BodyText"/>
@@ -2361,11 +2863,11 @@
     <w:unhideWhenUsed/>
     <w:qFormat/>
     <w:pPr>
-      <w:spacing w:before="100" w:after="100"/>
+      <w:spacing w:after="100" w:before="100"/>
       <w:ind w:firstLine="0" w:left="480" w:right="480"/>
     </w:pPr>
   </w:style>
-  <w:style w:type="paragraph" w:styleId="FootnoteText">
+  <w:style w:styleId="FootnoteText" w:type="paragraph">
     <w:name w:val="Footnote Text"/>
     <w:basedOn w:val="Normal"/>
     <w:next w:val="FootnoteText"/>
@@ -2373,28 +2875,43 @@
     <w:unhideWhenUsed/>
     <w:qFormat/>
   </w:style>
-  <w:style w:type="character" w:default="1" w:styleId="DefaultParagraphFont">
+  <w:style w:default="1" w:styleId="DefaultParagraphFont" w:type="character">
     <w:name w:val="Default Paragraph Font"/>
     <w:semiHidden/>
     <w:unhideWhenUsed/>
   </w:style>
-  <w:style w:type="table" w:default="1" w:styleId="Table">
+  <w:style w:default="1" w:styleId="Table" w:type="table">
     <w:name w:val="Table"/>
     <w:basedOn w:val="TableNormal"/>
     <w:semiHidden/>
     <w:unhideWhenUsed/>
     <w:qFormat/>
     <w:tblPr>
-      <w:tblInd w:w="0" w:type="dxa"/>
+      <w:tblInd w:type="dxa" w:w="0"/>
       <w:tblCellMar>
-        <w:top w:w="0" w:type="dxa"/>
-        <w:left w:w="108" w:type="dxa"/>
-        <w:bottom w:w="0" w:type="dxa"/>
-        <w:right w:w="108" w:type="dxa"/>
+        <w:top w:type="dxa" w:w="0"/>
+        <w:left w:type="dxa" w:w="108"/>
+        <w:bottom w:type="dxa" w:w="0"/>
+        <w:right w:type="dxa" w:w="108"/>
       </w:tblCellMar>
     </w:tblPr>
-  </w:style>
-  <w:style w:type="paragraph" w:customStyle="1" w:styleId="DefinitionTerm">
+    <w:tblStylePr w:type="firstRow">
+      <w:tblPr>
+        <w:jc w:val="left"/>
+        <w:tblInd w:type="dxa" w:w="0"/>
+      </w:tblPr>
+      <w:trPr>
+        <w:jc w:val="left"/>
+      </w:trPr>
+      <w:tcPr>
+        <w:vAlign w:val="bottom"/>
+        <w:tcBorders>
+          <w:bottom w:val="single"/>
+        </w:tcBorders>
+      </w:tcPr>
+    </w:tblStylePr>
+  </w:style>
+  <w:style w:customStyle="1" w:styleId="DefinitionTerm" w:type="paragraph">
     <w:name w:val="Definition Term"/>
     <w:basedOn w:val="Normal"/>
     <w:next w:val="Definition"/>
@@ -2407,49 +2924,49 @@
       <w:b/>
     </w:rPr>
   </w:style>
-  <w:style w:type="paragraph" w:customStyle="1" w:styleId="Definition">
+  <w:style w:customStyle="1" w:styleId="Definition" w:type="paragraph">
     <w:name w:val="Definition"/>
     <w:basedOn w:val="Normal"/>
   </w:style>
-  <w:style w:type="paragraph" w:styleId="Caption">
+  <w:style w:styleId="Caption" w:type="paragraph">
     <w:name w:val="Caption"/>
     <w:basedOn w:val="Normal"/>
     <w:link w:val="BodyTextChar"/>
     <w:pPr>
-      <w:spacing w:before="0" w:after="120"/>
+      <w:spacing w:after="120" w:before="0"/>
     </w:pPr>
     <w:rPr>
       <w:i/>
     </w:rPr>
   </w:style>
-  <w:style w:type="paragraph" w:customStyle="1" w:styleId="TableCaption">
+  <w:style w:customStyle="1" w:styleId="TableCaption" w:type="paragraph">
     <w:name w:val="Table Caption"/>
     <w:basedOn w:val="Caption"/>
     <w:pPr>
       <w:keepNext/>
     </w:pPr>
   </w:style>
-  <w:style w:type="paragraph" w:customStyle="1" w:styleId="ImageCaption">
+  <w:style w:customStyle="1" w:styleId="ImageCaption" w:type="paragraph">
     <w:name w:val="Image Caption"/>
     <w:basedOn w:val="Caption"/>
   </w:style>
-  <w:style w:type="paragraph" w:customStyle="1" w:styleId="Figure">
+  <w:style w:customStyle="1" w:styleId="Figure" w:type="paragraph">
     <w:name w:val="Figure"/>
     <w:basedOn w:val="Normal"/>
   </w:style>
-  <w:style w:type="paragraph" w:customStyle="1" w:styleId="CaptionedFigure">
+  <w:style w:customStyle="1" w:styleId="CaptionedFigure" w:type="paragraph">
     <w:name w:val="Captioned Figure"/>
     <w:basedOn w:val="Figure"/>
     <w:pPr>
       <w:keepNext/>
     </w:pPr>
   </w:style>
-  <w:style w:type="character" w:customStyle="1" w:styleId="BodyTextChar">
+  <w:style w:customStyle="1" w:styleId="BodyTextChar" w:type="character">
     <w:name w:val="Body Text Char"/>
     <w:basedOn w:val="DefaultParagraphFont"/>
     <w:link w:val="BodyText"/>
   </w:style>
-  <w:style w:type="character" w:customStyle="1" w:styleId="VerbatimChar">
+  <w:style w:customStyle="1" w:styleId="VerbatimChar" w:type="character">
     <w:name w:val="Verbatim Char"/>
     <w:basedOn w:val="BodyTextChar"/>
     <w:rPr>
@@ -2457,21 +2974,25 @@
       <w:sz w:val="22"/>
     </w:rPr>
   </w:style>
-  <w:style w:type="character" w:styleId="FootnoteReference">
+  <w:style w:customStyle="1" w:styleId="SectionNumber" w:type="character">
+    <w:name w:val="Section Number"/>
+    <w:basedOn w:val="BodyTextChar"/>
+  </w:style>
+  <w:style w:styleId="FootnoteReference" w:type="character">
     <w:name w:val="Footnote Reference"/>
     <w:basedOn w:val="BodyTextChar"/>
     <w:rPr>
       <w:vertAlign w:val="superscript"/>
     </w:rPr>
   </w:style>
-  <w:style w:type="character" w:styleId="Hyperlink">
+  <w:style w:styleId="Hyperlink" w:type="character">
     <w:name w:val="Hyperlink"/>
     <w:basedOn w:val="BodyTextChar"/>
     <w:rPr>
-      <w:color w:val="4F81BD" w:themeColor="accent1"/>
-    </w:rPr>
-  </w:style>
-  <w:style w:type="paragraph" w:styleId="TOCHeading">
+      <w:color w:themeColor="accent1" w:val="4F81BD"/>
+    </w:rPr>
+  </w:style>
+  <w:style w:styleId="TOCHeading" w:type="paragraph">
     <w:name w:val="TOC Heading"/>
     <w:basedOn w:val="Heading1"/>
     <w:next w:val="BodyText"/>
@@ -2483,10 +3004,10 @@
       <w:outlineLvl w:val="9"/>
     </w:pPr>
     <w:rPr>
-      <w:rFonts w:asciiTheme="majorHAnsi" w:eastAsiaTheme="majorEastAsia" w:hAnsiTheme="majorHAnsi" w:cstheme="majorBidi"/>
+      <w:rFonts w:asciiTheme="majorHAnsi" w:cstheme="majorBidi" w:eastAsiaTheme="majorEastAsia" w:hAnsiTheme="majorHAnsi"/>
       <w:b w:val="0"/>
       <w:bCs w:val="0"/>
-      <w:color w:val="365F91" w:themeColor="accent1" w:themeShade="BF"/>
+      <w:color w:themeColor="accent1" w:themeShade="BF" w:val="365F91"/>
     </w:rPr>
   </w:style>
   <w:style w:type="paragraph" w:customStyle="1" w:styleId="SourceCode">
@@ -2578,7 +3099,10 @@
   <w:style w:type="character" w:customStyle="1" w:styleId="ImportTok">
     <w:name w:val="ImportTok"/>
     <w:basedOn w:val="VerbatimChar"/>
-    <w:rPr/>
+    <w:rPr>
+      <w:color w:val="008000"/>
+      <w:b/>
+    </w:rPr>
   </w:style>
   <w:style w:type="character" w:customStyle="1" w:styleId="CommentTok">
     <w:name w:val="CommentTok"/>
@@ -2653,7 +3177,9 @@
   <w:style w:type="character" w:customStyle="1" w:styleId="BuiltInTok">
     <w:name w:val="BuiltInTok"/>
     <w:basedOn w:val="VerbatimChar"/>
-    <w:rPr/>
+    <w:rPr>
+      <w:color w:val="008000"/>
+    </w:rPr>
   </w:style>
   <w:style w:type="character" w:customStyle="1" w:styleId="ExtensionTok">
     <w:name w:val="ExtensionTok"/>
